--- a/courseware/Lesson Plan - CompTIA Cloud+ - v2.1.docx
+++ b/courseware/Lesson Plan - CompTIA Cloud+ - v2.1.docx
@@ -526,6 +526,9 @@
       <w:pPr>
         <w:spacing w:after="40" w:before="120"/>
         <w:ind w:left="0"/>
+        <w:tabs>
+          <w:tab w:val="right" w:leader="dot" w:pos="8640"/>
+        </w:tabs>
       </w:pPr>
       <w:r>
         <w:rPr>
@@ -536,11 +539,22 @@
         </w:rPr>
         <w:t>Course Overview</w:t>
       </w:r>
+      <w:r>
+        <w:rPr>
+          <w:rFonts w:ascii="Arial" w:hAnsi="Arial"/>
+          <w:color w:val="555B66"/>
+          <w:sz w:val="22"/>
+        </w:rPr>
+        <w:t xml:space="preserve">  ·  p. 5</w:t>
+      </w:r>
     </w:p>
     <w:p>
       <w:pPr>
         <w:spacing w:after="40" w:before="120"/>
         <w:ind w:left="0"/>
+        <w:tabs>
+          <w:tab w:val="right" w:leader="dot" w:pos="8640"/>
+        </w:tabs>
       </w:pPr>
       <w:r>
         <w:rPr>
@@ -551,11 +565,22 @@
         </w:rPr>
         <w:t>Learning Outcomes</w:t>
       </w:r>
+      <w:r>
+        <w:rPr>
+          <w:rFonts w:ascii="Arial" w:hAnsi="Arial"/>
+          <w:color w:val="555B66"/>
+          <w:sz w:val="22"/>
+        </w:rPr>
+        <w:t xml:space="preserve">  ·  p. 5</w:t>
+      </w:r>
     </w:p>
     <w:p>
       <w:pPr>
         <w:spacing w:after="40" w:before="120"/>
         <w:ind w:left="0"/>
+        <w:tabs>
+          <w:tab w:val="right" w:leader="dot" w:pos="8640"/>
+        </w:tabs>
       </w:pPr>
       <w:r>
         <w:rPr>
@@ -566,11 +591,22 @@
         </w:rPr>
         <w:t>Exam Domain Coverage</w:t>
       </w:r>
+      <w:r>
+        <w:rPr>
+          <w:rFonts w:ascii="Arial" w:hAnsi="Arial"/>
+          <w:color w:val="555B66"/>
+          <w:sz w:val="22"/>
+        </w:rPr>
+        <w:t xml:space="preserve">  ·  p. 5</w:t>
+      </w:r>
     </w:p>
     <w:p>
       <w:pPr>
         <w:spacing w:after="40" w:before="120"/>
         <w:ind w:left="0"/>
+        <w:tabs>
+          <w:tab w:val="right" w:leader="dot" w:pos="8640"/>
+        </w:tabs>
       </w:pPr>
       <w:r>
         <w:rPr>
@@ -581,11 +617,22 @@
         </w:rPr>
         <w:t>Daily Schedule</w:t>
       </w:r>
+      <w:r>
+        <w:rPr>
+          <w:rFonts w:ascii="Arial" w:hAnsi="Arial"/>
+          <w:color w:val="555B66"/>
+          <w:sz w:val="22"/>
+        </w:rPr>
+        <w:t xml:space="preserve">  ·  p. 6</w:t>
+      </w:r>
     </w:p>
     <w:p>
       <w:pPr>
         <w:spacing w:after="40" w:before="0"/>
         <w:ind w:left="403"/>
+        <w:tabs>
+          <w:tab w:val="right" w:leader="dot" w:pos="8640"/>
+        </w:tabs>
       </w:pPr>
       <w:r>
         <w:rPr>
@@ -596,11 +643,22 @@
         </w:rPr>
         <w:t>Day 1 — Cloud Architecture, Deployment &amp; Operations</w:t>
       </w:r>
+      <w:r>
+        <w:rPr>
+          <w:rFonts w:ascii="Arial" w:hAnsi="Arial"/>
+          <w:color w:val="555B66"/>
+          <w:sz w:val="20"/>
+        </w:rPr>
+        <w:t xml:space="preserve">  ·  p. 6</w:t>
+      </w:r>
     </w:p>
     <w:p>
       <w:pPr>
         <w:spacing w:after="40" w:before="0"/>
         <w:ind w:left="403"/>
+        <w:tabs>
+          <w:tab w:val="right" w:leader="dot" w:pos="8640"/>
+        </w:tabs>
       </w:pPr>
       <w:r>
         <w:rPr>
@@ -611,11 +669,22 @@
         </w:rPr>
         <w:t>Day 2 — Security, DevOps, Troubleshooting &amp; Assessment</w:t>
       </w:r>
+      <w:r>
+        <w:rPr>
+          <w:rFonts w:ascii="Arial" w:hAnsi="Arial"/>
+          <w:color w:val="555B66"/>
+          <w:sz w:val="20"/>
+        </w:rPr>
+        <w:t xml:space="preserve">  ·  p. 7</w:t>
+      </w:r>
     </w:p>
     <w:p>
       <w:pPr>
         <w:spacing w:after="40" w:before="120"/>
         <w:ind w:left="0"/>
+        <w:tabs>
+          <w:tab w:val="right" w:leader="dot" w:pos="8640"/>
+        </w:tabs>
       </w:pPr>
       <w:r>
         <w:rPr>
@@ -626,11 +695,22 @@
         </w:rPr>
         <w:t>Topic-by-Topic Breakdown</w:t>
       </w:r>
+      <w:r>
+        <w:rPr>
+          <w:rFonts w:ascii="Arial" w:hAnsi="Arial"/>
+          <w:color w:val="555B66"/>
+          <w:sz w:val="22"/>
+        </w:rPr>
+        <w:t xml:space="preserve">  ·  p. 8</w:t>
+      </w:r>
     </w:p>
     <w:p>
       <w:pPr>
         <w:spacing w:after="40" w:before="0"/>
         <w:ind w:left="403"/>
+        <w:tabs>
+          <w:tab w:val="right" w:leader="dot" w:pos="8640"/>
+        </w:tabs>
       </w:pPr>
       <w:r>
         <w:rPr>
@@ -641,6 +721,14 @@
         </w:rPr>
         <w:t>Domain 1 — Cloud Architecture (23%) — Deck: divider slide 20; Slides 136–143</w:t>
       </w:r>
+      <w:r>
+        <w:rPr>
+          <w:rFonts w:ascii="Arial" w:hAnsi="Arial"/>
+          <w:color w:val="555B66"/>
+          <w:sz w:val="20"/>
+        </w:rPr>
+        <w:t xml:space="preserve">  ·  p. 8</w:t>
+      </w:r>
     </w:p>
     <w:p>
       <w:pPr>
@@ -991,6 +1079,9 @@
       <w:pPr>
         <w:spacing w:after="40" w:before="0"/>
         <w:ind w:left="403"/>
+        <w:tabs>
+          <w:tab w:val="right" w:leader="dot" w:pos="8640"/>
+        </w:tabs>
       </w:pPr>
       <w:r>
         <w:rPr>
@@ -1001,6 +1092,14 @@
         </w:rPr>
         <w:t>Domain 4 — Security (19%) — Deck: divider slide 311; Slides 402–408</w:t>
       </w:r>
+      <w:r>
+        <w:rPr>
+          <w:rFonts w:ascii="Arial" w:hAnsi="Arial"/>
+          <w:color w:val="555B66"/>
+          <w:sz w:val="20"/>
+        </w:rPr>
+        <w:t xml:space="preserve">  ·  p. 14</w:t>
+      </w:r>
     </w:p>
     <w:p>
       <w:pPr>
@@ -1111,6 +1210,9 @@
       <w:pPr>
         <w:spacing w:after="40" w:before="0"/>
         <w:ind w:left="403"/>
+        <w:tabs>
+          <w:tab w:val="right" w:leader="dot" w:pos="8640"/>
+        </w:tabs>
       </w:pPr>
       <w:r>
         <w:rPr>
@@ -1121,6 +1223,14 @@
         </w:rPr>
         <w:t>Domain 5 — DevOps Fundamentals (10%) — Deck: divider slide 409; Slides 477–480</w:t>
       </w:r>
+      <w:r>
+        <w:rPr>
+          <w:rFonts w:ascii="Arial" w:hAnsi="Arial"/>
+          <w:color w:val="555B66"/>
+          <w:sz w:val="20"/>
+        </w:rPr>
+        <w:t xml:space="preserve">  ·  p. 16</w:t>
+      </w:r>
     </w:p>
     <w:p>
       <w:pPr>
@@ -1186,6 +1296,9 @@
       <w:pPr>
         <w:spacing w:after="40" w:before="0"/>
         <w:ind w:left="403"/>
+        <w:tabs>
+          <w:tab w:val="right" w:leader="dot" w:pos="8640"/>
+        </w:tabs>
       </w:pPr>
       <w:r>
         <w:rPr>
@@ -1196,6 +1309,14 @@
         </w:rPr>
         <w:t>Domain 6 — Troubleshooting (12%) — Deck: divider slide 481; Slides 550–553</w:t>
       </w:r>
+      <w:r>
+        <w:rPr>
+          <w:rFonts w:ascii="Arial" w:hAnsi="Arial"/>
+          <w:color w:val="555B66"/>
+          <w:sz w:val="20"/>
+        </w:rPr>
+        <w:t xml:space="preserve">  ·  p. 17</w:t>
+      </w:r>
     </w:p>
     <w:p>
       <w:pPr>
@@ -1261,6 +1382,9 @@
       <w:pPr>
         <w:spacing w:after="40" w:before="120"/>
         <w:ind w:left="0"/>
+        <w:tabs>
+          <w:tab w:val="right" w:leader="dot" w:pos="8640"/>
+        </w:tabs>
       </w:pPr>
       <w:r>
         <w:rPr>
@@ -1271,11 +1395,22 @@
         </w:rPr>
         <w:t>Resources Required</w:t>
       </w:r>
+      <w:r>
+        <w:rPr>
+          <w:rFonts w:ascii="Arial" w:hAnsi="Arial"/>
+          <w:color w:val="555B66"/>
+          <w:sz w:val="22"/>
+        </w:rPr>
+        <w:t xml:space="preserve">  ·  p. 19</w:t>
+      </w:r>
     </w:p>
     <w:p>
       <w:pPr>
         <w:spacing w:after="40" w:before="120"/>
         <w:ind w:left="0"/>
+        <w:tabs>
+          <w:tab w:val="right" w:leader="dot" w:pos="8640"/>
+        </w:tabs>
       </w:pPr>
       <w:r>
         <w:rPr>
@@ -1286,6 +1421,14 @@
         </w:rPr>
         <w:t>Assessment</w:t>
       </w:r>
+      <w:r>
+        <w:rPr>
+          <w:rFonts w:ascii="Arial" w:hAnsi="Arial"/>
+          <w:color w:val="555B66"/>
+          <w:sz w:val="22"/>
+        </w:rPr>
+        <w:t xml:space="preserve">  ·  p. 19</w:t>
+      </w:r>
     </w:p>
     <w:p>
       <w:r>
@@ -1317,7 +1460,7 @@
         <w:t>WSQ CompTIA Certified Cloud+ Training</w:t>
       </w:r>
       <w:r>
-        <w:t xml:space="preserve"> (CV0-004) is a 2-day, hands-on WSQ course that prepares learners for the CompTIA Cloud+ CV0-004 certification. It maps 36 practical labs to the six exam domains, all delivered on the free Killercoda Ubuntu Playground.</w:t>
+        <w:t xml:space="preserve"> (CV0-004) is a 2-day, hands-on WSQ course that prepares learners for the CompTIA Cloud+ CV0-004 certification. It maps 36 practical labs to the six exam domains, delivered on free browser-based lab platforms.</w:t>
       </w:r>
     </w:p>
     <w:p>
@@ -1373,7 +1516,31 @@
         <w:t>Delivery:</w:t>
       </w:r>
       <w:r>
-        <w:t xml:space="preserve"> Instructor-led lecture + hands-on labs on https://killercoda.com/playgrounds/scenario/ubuntu</w:t>
+        <w:t xml:space="preserve"> Instructor-led lecture + hands-on labs. Each lab names its platform:</w:t>
+      </w:r>
+    </w:p>
+    <w:p>
+      <w:pPr>
+        <w:pStyle w:val="ListBullet"/>
+      </w:pPr>
+      <w:r>
+        <w:t>Killercoda Ubuntu Playground — the Linux labs — https://killercoda.com/playgrounds/scenario/ubuntu</w:t>
+      </w:r>
+    </w:p>
+    <w:p>
+      <w:pPr>
+        <w:pStyle w:val="ListBullet"/>
+      </w:pPr>
+      <w:r>
+        <w:t>Killercoda Kubernetes Playground — the Kubernetes labs (Lab 32) — https://killercoda.com/playgrounds/scenario/kubernetes</w:t>
+      </w:r>
+    </w:p>
+    <w:p>
+      <w:pPr>
+        <w:pStyle w:val="ListBullet"/>
+      </w:pPr>
+      <w:r>
+        <w:t>Docker Desktop — optional, for the container labs (Labs 6, 12, 36) — https://www.docker.com/products/docker-desktop/</w:t>
       </w:r>
     </w:p>
     <w:p>
@@ -1857,6 +2024,38 @@
       </w:pPr>
       <w:r>
         <w:t>Daily Schedule</w:t>
+      </w:r>
+    </w:p>
+    <w:p>
+      <w:r>
+        <w:t xml:space="preserve">Each training day runs </w:t>
+      </w:r>
+      <w:r>
+        <w:rPr>
+          <w:b/>
+        </w:rPr>
+        <w:t>9:30 AM – 6:30 PM</w:t>
+      </w:r>
+      <w:r>
+        <w:t xml:space="preserve"> and totals </w:t>
+      </w:r>
+      <w:r>
+        <w:rPr>
+          <w:b/>
+        </w:rPr>
+        <w:t>exactly 8 instructional hours (480 minutes)</w:t>
+      </w:r>
+      <w:r>
+        <w:t xml:space="preserve">. The 1-hour lunch is excluded from instructional time; the two short tea breaks are comfort breaks counted </w:t>
+      </w:r>
+      <w:r>
+        <w:rPr>
+          <w:b/>
+        </w:rPr>
+        <w:t>within</w:t>
+      </w:r>
+      <w:r>
+        <w:t xml:space="preserve"> the instructional day, per the WSQ house schedule.</w:t>
       </w:r>
     </w:p>
     <w:p>
@@ -6668,7 +6867,7 @@
         <w:pStyle w:val="ListBullet"/>
       </w:pPr>
       <w:r>
-        <w:t>The free Killercoda Ubuntu Playground: https://killercoda.com/playgrounds/scenario/ubuntu</w:t>
+        <w:t>Killercoda Ubuntu Playground (free, browser-based) — the Linux labs: https://killercoda.com/playgrounds/scenario/ubuntu</w:t>
       </w:r>
     </w:p>
     <w:p>
@@ -6676,7 +6875,7 @@
         <w:pStyle w:val="ListBullet"/>
       </w:pPr>
       <w:r>
-        <w:t>Course repository (labs source): https://github.com/tertiarycourses/TGS-2024049214-CompTIA-Certified-Cloud-Training</w:t>
+        <w:t>Killercoda Kubernetes Playground (free, browser-based) — the Kubernetes labs (Lab 32), which need a real cluster: https://killercoda.com/playgrounds/scenario/kubernetes</w:t>
       </w:r>
     </w:p>
     <w:p>
@@ -6684,6 +6883,22 @@
         <w:pStyle w:val="ListBullet"/>
       </w:pPr>
       <w:r>
+        <w:t>Docker Desktop (free download, optional) — to run the container labs (Labs 6, 12, 36) locally instead of in the browser: https://www.docker.com/products/docker-desktop/</w:t>
+      </w:r>
+    </w:p>
+    <w:p>
+      <w:pPr>
+        <w:pStyle w:val="ListBullet"/>
+      </w:pPr>
+      <w:r>
+        <w:t>Course repository (labs source and ready-made lab files): https://github.com/tertiarycourses/TGS-2024049214-CompTIA-Certified-Cloud-Training</w:t>
+      </w:r>
+    </w:p>
+    <w:p>
+      <w:pPr>
+        <w:pStyle w:val="ListBullet"/>
+      </w:pPr>
+      <w:r>
         <w:t>Learner Guide and slide deck (download from the LMS: https://lms-tms.tertiaryinfotech.com/).</w:t>
       </w:r>
     </w:p>
@@ -6692,7 +6907,7 @@
         <w:pStyle w:val="ListBullet"/>
       </w:pPr>
       <w:r>
-        <w:t>No local installation, cloud account or credit card is required.</w:t>
+        <w:t>No cloud account or credit card is required. The browser playgrounds need no local installation; Docker Desktop is an optional local install for three labs.</w:t>
       </w:r>
     </w:p>
     <w:p>

--- a/courseware/Lesson Plan - CompTIA Cloud+ - v2.1.docx
+++ b/courseware/Lesson Plan - CompTIA Cloud+ - v2.1.docx
@@ -734,6 +734,9 @@
       <w:pPr>
         <w:spacing w:after="40" w:before="0"/>
         <w:ind w:left="806"/>
+        <w:tabs>
+          <w:tab w:val="right" w:leader="dot" w:pos="8640"/>
+        </w:tabs>
       </w:pPr>
       <w:r>
         <w:rPr>
@@ -744,11 +747,22 @@
         </w:rPr>
         <w:t>Lab 1 — Cloud Service Models &amp; Shared Responsibility  ·  Slide 136</w:t>
       </w:r>
+      <w:r>
+        <w:rPr>
+          <w:rFonts w:ascii="Arial" w:hAnsi="Arial"/>
+          <w:color w:val="555B66"/>
+          <w:sz w:val="20"/>
+        </w:rPr>
+        <w:t xml:space="preserve">  ·  p. 8</w:t>
+      </w:r>
     </w:p>
     <w:p>
       <w:pPr>
         <w:spacing w:after="40" w:before="0"/>
         <w:ind w:left="806"/>
+        <w:tabs>
+          <w:tab w:val="right" w:leader="dot" w:pos="8640"/>
+        </w:tabs>
       </w:pPr>
       <w:r>
         <w:rPr>
@@ -759,11 +773,22 @@
         </w:rPr>
         <w:t>Lab 2 — High Availability with HAProxy &amp; Keepalived  ·  Slide 137</w:t>
       </w:r>
+      <w:r>
+        <w:rPr>
+          <w:rFonts w:ascii="Arial" w:hAnsi="Arial"/>
+          <w:color w:val="555B66"/>
+          <w:sz w:val="20"/>
+        </w:rPr>
+        <w:t xml:space="preserve">  ·  p. 8</w:t>
+      </w:r>
     </w:p>
     <w:p>
       <w:pPr>
         <w:spacing w:after="40" w:before="0"/>
         <w:ind w:left="806"/>
+        <w:tabs>
+          <w:tab w:val="right" w:leader="dot" w:pos="8640"/>
+        </w:tabs>
       </w:pPr>
       <w:r>
         <w:rPr>
@@ -774,11 +799,22 @@
         </w:rPr>
         <w:t>Lab 3 — Cloud Networking with VPC Namespaces  ·  Slide 138</w:t>
       </w:r>
+      <w:r>
+        <w:rPr>
+          <w:rFonts w:ascii="Arial" w:hAnsi="Arial"/>
+          <w:color w:val="555B66"/>
+          <w:sz w:val="20"/>
+        </w:rPr>
+        <w:t xml:space="preserve">  ·  p. 9</w:t>
+      </w:r>
     </w:p>
     <w:p>
       <w:pPr>
         <w:spacing w:after="40" w:before="0"/>
         <w:ind w:left="806"/>
+        <w:tabs>
+          <w:tab w:val="right" w:leader="dot" w:pos="8640"/>
+        </w:tabs>
       </w:pPr>
       <w:r>
         <w:rPr>
@@ -789,11 +825,22 @@
         </w:rPr>
         <w:t>Lab 4 — Storage Tiers (Block, Object, File)  ·  Slide 139</w:t>
       </w:r>
+      <w:r>
+        <w:rPr>
+          <w:rFonts w:ascii="Arial" w:hAnsi="Arial"/>
+          <w:color w:val="555B66"/>
+          <w:sz w:val="20"/>
+        </w:rPr>
+        <w:t xml:space="preserve">  ·  p. 9</w:t>
+      </w:r>
     </w:p>
     <w:p>
       <w:pPr>
         <w:spacing w:after="40" w:before="0"/>
         <w:ind w:left="806"/>
+        <w:tabs>
+          <w:tab w:val="right" w:leader="dot" w:pos="8640"/>
+        </w:tabs>
       </w:pPr>
       <w:r>
         <w:rPr>
@@ -804,11 +851,22 @@
         </w:rPr>
         <w:t>Lab 5 — Microservices &amp; Service Discovery  ·  Slide 140</w:t>
       </w:r>
+      <w:r>
+        <w:rPr>
+          <w:rFonts w:ascii="Arial" w:hAnsi="Arial"/>
+          <w:color w:val="555B66"/>
+          <w:sz w:val="20"/>
+        </w:rPr>
+        <w:t xml:space="preserve">  ·  p. 9</w:t>
+      </w:r>
     </w:p>
     <w:p>
       <w:pPr>
         <w:spacing w:after="40" w:before="0"/>
         <w:ind w:left="806"/>
+        <w:tabs>
+          <w:tab w:val="right" w:leader="dot" w:pos="8640"/>
+        </w:tabs>
       </w:pPr>
       <w:r>
         <w:rPr>
@@ -819,11 +877,22 @@
         </w:rPr>
         <w:t>Lab 6 — Containerization with Docker  ·  Slide 141</w:t>
       </w:r>
+      <w:r>
+        <w:rPr>
+          <w:rFonts w:ascii="Arial" w:hAnsi="Arial"/>
+          <w:color w:val="555B66"/>
+          <w:sz w:val="20"/>
+        </w:rPr>
+        <w:t xml:space="preserve">  ·  p. 9</w:t>
+      </w:r>
     </w:p>
     <w:p>
       <w:pPr>
         <w:spacing w:after="40" w:before="0"/>
         <w:ind w:left="806"/>
+        <w:tabs>
+          <w:tab w:val="right" w:leader="dot" w:pos="8640"/>
+        </w:tabs>
       </w:pPr>
       <w:r>
         <w:rPr>
@@ -834,11 +903,22 @@
         </w:rPr>
         <w:t>Lab 7 — Virtualization with QEMU/KVM  ·  Slide 142</w:t>
       </w:r>
+      <w:r>
+        <w:rPr>
+          <w:rFonts w:ascii="Arial" w:hAnsi="Arial"/>
+          <w:color w:val="555B66"/>
+          <w:sz w:val="20"/>
+        </w:rPr>
+        <w:t xml:space="preserve">  ·  p. 10</w:t>
+      </w:r>
     </w:p>
     <w:p>
       <w:pPr>
         <w:spacing w:after="40" w:before="0"/>
         <w:ind w:left="806"/>
+        <w:tabs>
+          <w:tab w:val="right" w:leader="dot" w:pos="8640"/>
+        </w:tabs>
       </w:pPr>
       <w:r>
         <w:rPr>
@@ -849,11 +929,22 @@
         </w:rPr>
         <w:t>Lab 8 — Relational vs Non-Relational Databases  ·  Slide 143</w:t>
       </w:r>
+      <w:r>
+        <w:rPr>
+          <w:rFonts w:ascii="Arial" w:hAnsi="Arial"/>
+          <w:color w:val="555B66"/>
+          <w:sz w:val="20"/>
+        </w:rPr>
+        <w:t xml:space="preserve">  ·  p. 10</w:t>
+      </w:r>
     </w:p>
     <w:p>
       <w:pPr>
         <w:spacing w:after="40" w:before="0"/>
         <w:ind w:left="403"/>
+        <w:tabs>
+          <w:tab w:val="right" w:leader="dot" w:pos="8640"/>
+        </w:tabs>
       </w:pPr>
       <w:r>
         <w:rPr>
@@ -864,11 +955,22 @@
         </w:rPr>
         <w:t>Domain 2 — Deployment (19%) — Deck: divider slide 144; Slides 227–233</w:t>
       </w:r>
+      <w:r>
+        <w:rPr>
+          <w:rFonts w:ascii="Arial" w:hAnsi="Arial"/>
+          <w:color w:val="555B66"/>
+          <w:sz w:val="20"/>
+        </w:rPr>
+        <w:t xml:space="preserve">  ·  p. 10</w:t>
+      </w:r>
     </w:p>
     <w:p>
       <w:pPr>
         <w:spacing w:after="40" w:before="0"/>
         <w:ind w:left="806"/>
+        <w:tabs>
+          <w:tab w:val="right" w:leader="dot" w:pos="8640"/>
+        </w:tabs>
       </w:pPr>
       <w:r>
         <w:rPr>
@@ -879,11 +981,22 @@
         </w:rPr>
         <w:t>Lab 9 — Public, Private &amp; Hybrid Cloud Models  ·  Slide 227</w:t>
       </w:r>
+      <w:r>
+        <w:rPr>
+          <w:rFonts w:ascii="Arial" w:hAnsi="Arial"/>
+          <w:color w:val="555B66"/>
+          <w:sz w:val="20"/>
+        </w:rPr>
+        <w:t xml:space="preserve">  ·  p. 10</w:t>
+      </w:r>
     </w:p>
     <w:p>
       <w:pPr>
         <w:spacing w:after="40" w:before="0"/>
         <w:ind w:left="806"/>
+        <w:tabs>
+          <w:tab w:val="right" w:leader="dot" w:pos="8640"/>
+        </w:tabs>
       </w:pPr>
       <w:r>
         <w:rPr>
@@ -894,11 +1007,22 @@
         </w:rPr>
         <w:t>Lab 10 — Blue-Green Deployment with Nginx  ·  Slide 228</w:t>
       </w:r>
+      <w:r>
+        <w:rPr>
+          <w:rFonts w:ascii="Arial" w:hAnsi="Arial"/>
+          <w:color w:val="555B66"/>
+          <w:sz w:val="20"/>
+        </w:rPr>
+        <w:t xml:space="preserve">  ·  p. 11</w:t>
+      </w:r>
     </w:p>
     <w:p>
       <w:pPr>
         <w:spacing w:after="40" w:before="0"/>
         <w:ind w:left="806"/>
+        <w:tabs>
+          <w:tab w:val="right" w:leader="dot" w:pos="8640"/>
+        </w:tabs>
       </w:pPr>
       <w:r>
         <w:rPr>
@@ -909,11 +1033,22 @@
         </w:rPr>
         <w:t>Lab 11 — Canary Deployment with HAProxy  ·  Slide 229</w:t>
       </w:r>
+      <w:r>
+        <w:rPr>
+          <w:rFonts w:ascii="Arial" w:hAnsi="Arial"/>
+          <w:color w:val="555B66"/>
+          <w:sz w:val="20"/>
+        </w:rPr>
+        <w:t xml:space="preserve">  ·  p. 11</w:t>
+      </w:r>
     </w:p>
     <w:p>
       <w:pPr>
         <w:spacing w:after="40" w:before="0"/>
         <w:ind w:left="806"/>
+        <w:tabs>
+          <w:tab w:val="right" w:leader="dot" w:pos="8640"/>
+        </w:tabs>
       </w:pPr>
       <w:r>
         <w:rPr>
@@ -924,11 +1059,22 @@
         </w:rPr>
         <w:t>Lab 12 — Rolling Deployment with Docker Compose  ·  Slide 230</w:t>
       </w:r>
+      <w:r>
+        <w:rPr>
+          <w:rFonts w:ascii="Arial" w:hAnsi="Arial"/>
+          <w:color w:val="555B66"/>
+          <w:sz w:val="20"/>
+        </w:rPr>
+        <w:t xml:space="preserve">  ·  p. 11</w:t>
+      </w:r>
     </w:p>
     <w:p>
       <w:pPr>
         <w:spacing w:after="40" w:before="0"/>
         <w:ind w:left="806"/>
+        <w:tabs>
+          <w:tab w:val="right" w:leader="dot" w:pos="8640"/>
+        </w:tabs>
       </w:pPr>
       <w:r>
         <w:rPr>
@@ -939,11 +1085,22 @@
         </w:rPr>
         <w:t>Lab 13 — Infrastructure as Code with Terraform  ·  Slide 231</w:t>
       </w:r>
+      <w:r>
+        <w:rPr>
+          <w:rFonts w:ascii="Arial" w:hAnsi="Arial"/>
+          <w:color w:val="555B66"/>
+          <w:sz w:val="20"/>
+        </w:rPr>
+        <w:t xml:space="preserve">  ·  p. 11</w:t>
+      </w:r>
     </w:p>
     <w:p>
       <w:pPr>
         <w:spacing w:after="40" w:before="0"/>
         <w:ind w:left="806"/>
+        <w:tabs>
+          <w:tab w:val="right" w:leader="dot" w:pos="8640"/>
+        </w:tabs>
       </w:pPr>
       <w:r>
         <w:rPr>
@@ -954,11 +1111,22 @@
         </w:rPr>
         <w:t>Lab 14 — Configuration as Code with Ansible  ·  Slide 232</w:t>
       </w:r>
+      <w:r>
+        <w:rPr>
+          <w:rFonts w:ascii="Arial" w:hAnsi="Arial"/>
+          <w:color w:val="555B66"/>
+          <w:sz w:val="20"/>
+        </w:rPr>
+        <w:t xml:space="preserve">  ·  p. 12</w:t>
+      </w:r>
     </w:p>
     <w:p>
       <w:pPr>
         <w:spacing w:after="40" w:before="0"/>
         <w:ind w:left="806"/>
+        <w:tabs>
+          <w:tab w:val="right" w:leader="dot" w:pos="8640"/>
+        </w:tabs>
       </w:pPr>
       <w:r>
         <w:rPr>
@@ -969,11 +1137,22 @@
         </w:rPr>
         <w:t>Lab 15 — JSON &amp; YAML Scripting Logic  ·  Slide 233</w:t>
       </w:r>
+      <w:r>
+        <w:rPr>
+          <w:rFonts w:ascii="Arial" w:hAnsi="Arial"/>
+          <w:color w:val="555B66"/>
+          <w:sz w:val="20"/>
+        </w:rPr>
+        <w:t xml:space="preserve">  ·  p. 12</w:t>
+      </w:r>
     </w:p>
     <w:p>
       <w:pPr>
         <w:spacing w:after="40" w:before="0"/>
         <w:ind w:left="403"/>
+        <w:tabs>
+          <w:tab w:val="right" w:leader="dot" w:pos="8640"/>
+        </w:tabs>
       </w:pPr>
       <w:r>
         <w:rPr>
@@ -984,11 +1163,22 @@
         </w:rPr>
         <w:t>Domain 3 — Operations (17%) — Deck: divider slide 234; Slides 305–310</w:t>
       </w:r>
+      <w:r>
+        <w:rPr>
+          <w:rFonts w:ascii="Arial" w:hAnsi="Arial"/>
+          <w:color w:val="555B66"/>
+          <w:sz w:val="20"/>
+        </w:rPr>
+        <w:t xml:space="preserve">  ·  p. 12</w:t>
+      </w:r>
     </w:p>
     <w:p>
       <w:pPr>
         <w:spacing w:after="40" w:before="0"/>
         <w:ind w:left="806"/>
+        <w:tabs>
+          <w:tab w:val="right" w:leader="dot" w:pos="8640"/>
+        </w:tabs>
       </w:pPr>
       <w:r>
         <w:rPr>
@@ -999,11 +1189,22 @@
         </w:rPr>
         <w:t>Lab 16 — Observability with Prometheus &amp; Grafana  ·  Slide 305</w:t>
       </w:r>
+      <w:r>
+        <w:rPr>
+          <w:rFonts w:ascii="Arial" w:hAnsi="Arial"/>
+          <w:color w:val="555B66"/>
+          <w:sz w:val="20"/>
+        </w:rPr>
+        <w:t xml:space="preserve">  ·  p. 12</w:t>
+      </w:r>
     </w:p>
     <w:p>
       <w:pPr>
         <w:spacing w:after="40" w:before="0"/>
         <w:ind w:left="806"/>
+        <w:tabs>
+          <w:tab w:val="right" w:leader="dot" w:pos="8640"/>
+        </w:tabs>
       </w:pPr>
       <w:r>
         <w:rPr>
@@ -1014,11 +1215,22 @@
         </w:rPr>
         <w:t>Lab 17 — Centralized Logging with the ELK Stack  ·  Slide 306</w:t>
       </w:r>
+      <w:r>
+        <w:rPr>
+          <w:rFonts w:ascii="Arial" w:hAnsi="Arial"/>
+          <w:color w:val="555B66"/>
+          <w:sz w:val="20"/>
+        </w:rPr>
+        <w:t xml:space="preserve">  ·  p. 13</w:t>
+      </w:r>
     </w:p>
     <w:p>
       <w:pPr>
         <w:spacing w:after="40" w:before="0"/>
         <w:ind w:left="806"/>
+        <w:tabs>
+          <w:tab w:val="right" w:leader="dot" w:pos="8640"/>
+        </w:tabs>
       </w:pPr>
       <w:r>
         <w:rPr>
@@ -1029,11 +1241,22 @@
         </w:rPr>
         <w:t>Lab 18 — Distributed Tracing with Jaeger  ·  Slide 307</w:t>
       </w:r>
+      <w:r>
+        <w:rPr>
+          <w:rFonts w:ascii="Arial" w:hAnsi="Arial"/>
+          <w:color w:val="555B66"/>
+          <w:sz w:val="20"/>
+        </w:rPr>
+        <w:t xml:space="preserve">  ·  p. 13</w:t>
+      </w:r>
     </w:p>
     <w:p>
       <w:pPr>
         <w:spacing w:after="40" w:before="0"/>
         <w:ind w:left="806"/>
+        <w:tabs>
+          <w:tab w:val="right" w:leader="dot" w:pos="8640"/>
+        </w:tabs>
       </w:pPr>
       <w:r>
         <w:rPr>
@@ -1044,11 +1267,22 @@
         </w:rPr>
         <w:t>Lab 19 — Horizontal Auto-Scaling Simulation  ·  Slide 308</w:t>
       </w:r>
+      <w:r>
+        <w:rPr>
+          <w:rFonts w:ascii="Arial" w:hAnsi="Arial"/>
+          <w:color w:val="555B66"/>
+          <w:sz w:val="20"/>
+        </w:rPr>
+        <w:t xml:space="preserve">  ·  p. 13</w:t>
+      </w:r>
     </w:p>
     <w:p>
       <w:pPr>
         <w:spacing w:after="40" w:before="0"/>
         <w:ind w:left="806"/>
+        <w:tabs>
+          <w:tab w:val="right" w:leader="dot" w:pos="8640"/>
+        </w:tabs>
       </w:pPr>
       <w:r>
         <w:rPr>
@@ -1059,11 +1293,22 @@
         </w:rPr>
         <w:t>Lab 20 — Backup &amp; Recovery with restic  ·  Slide 309</w:t>
       </w:r>
+      <w:r>
+        <w:rPr>
+          <w:rFonts w:ascii="Arial" w:hAnsi="Arial"/>
+          <w:color w:val="555B66"/>
+          <w:sz w:val="20"/>
+        </w:rPr>
+        <w:t xml:space="preserve">  ·  p. 13</w:t>
+      </w:r>
     </w:p>
     <w:p>
       <w:pPr>
         <w:spacing w:after="40" w:before="0"/>
         <w:ind w:left="806"/>
+        <w:tabs>
+          <w:tab w:val="right" w:leader="dot" w:pos="8640"/>
+        </w:tabs>
       </w:pPr>
       <w:r>
         <w:rPr>
@@ -1074,6 +1319,14 @@
         </w:rPr>
         <w:t>Lab 21 — Patching &amp; Lifecycle Management  ·  Slide 310</w:t>
       </w:r>
+      <w:r>
+        <w:rPr>
+          <w:rFonts w:ascii="Arial" w:hAnsi="Arial"/>
+          <w:color w:val="555B66"/>
+          <w:sz w:val="20"/>
+        </w:rPr>
+        <w:t xml:space="preserve">  ·  p. 14</w:t>
+      </w:r>
     </w:p>
     <w:p>
       <w:pPr>
@@ -1105,6 +1358,9 @@
       <w:pPr>
         <w:spacing w:after="40" w:before="0"/>
         <w:ind w:left="806"/>
+        <w:tabs>
+          <w:tab w:val="right" w:leader="dot" w:pos="8640"/>
+        </w:tabs>
       </w:pPr>
       <w:r>
         <w:rPr>
@@ -1115,11 +1371,22 @@
         </w:rPr>
         <w:t>Lab 22 — Vulnerability Scanning with Trivy  ·  Slide 402</w:t>
       </w:r>
+      <w:r>
+        <w:rPr>
+          <w:rFonts w:ascii="Arial" w:hAnsi="Arial"/>
+          <w:color w:val="555B66"/>
+          <w:sz w:val="20"/>
+        </w:rPr>
+        <w:t xml:space="preserve">  ·  p. 14</w:t>
+      </w:r>
     </w:p>
     <w:p>
       <w:pPr>
         <w:spacing w:after="40" w:before="0"/>
         <w:ind w:left="806"/>
+        <w:tabs>
+          <w:tab w:val="right" w:leader="dot" w:pos="8640"/>
+        </w:tabs>
       </w:pPr>
       <w:r>
         <w:rPr>
@@ -1130,11 +1397,22 @@
         </w:rPr>
         <w:t>Lab 23 — CIS Benchmark Audit with Lynis  ·  Slide 403</w:t>
       </w:r>
+      <w:r>
+        <w:rPr>
+          <w:rFonts w:ascii="Arial" w:hAnsi="Arial"/>
+          <w:color w:val="555B66"/>
+          <w:sz w:val="20"/>
+        </w:rPr>
+        <w:t xml:space="preserve">  ·  p. 14</w:t>
+      </w:r>
     </w:p>
     <w:p>
       <w:pPr>
         <w:spacing w:after="40" w:before="0"/>
         <w:ind w:left="806"/>
+        <w:tabs>
+          <w:tab w:val="right" w:leader="dot" w:pos="8640"/>
+        </w:tabs>
       </w:pPr>
       <w:r>
         <w:rPr>
@@ -1145,11 +1423,22 @@
         </w:rPr>
         <w:t>Lab 24 — IAM &amp; RBAC with Keycloak  ·  Slide 404</w:t>
       </w:r>
+      <w:r>
+        <w:rPr>
+          <w:rFonts w:ascii="Arial" w:hAnsi="Arial"/>
+          <w:color w:val="555B66"/>
+          <w:sz w:val="20"/>
+        </w:rPr>
+        <w:t xml:space="preserve">  ·  p. 15</w:t>
+      </w:r>
     </w:p>
     <w:p>
       <w:pPr>
         <w:spacing w:after="40" w:before="0"/>
         <w:ind w:left="806"/>
+        <w:tabs>
+          <w:tab w:val="right" w:leader="dot" w:pos="8640"/>
+        </w:tabs>
       </w:pPr>
       <w:r>
         <w:rPr>
@@ -1160,11 +1449,22 @@
         </w:rPr>
         <w:t>Lab 25 — Bastion Host with SSH Key + MFA  ·  Slide 405</w:t>
       </w:r>
+      <w:r>
+        <w:rPr>
+          <w:rFonts w:ascii="Arial" w:hAnsi="Arial"/>
+          <w:color w:val="555B66"/>
+          <w:sz w:val="20"/>
+        </w:rPr>
+        <w:t xml:space="preserve">  ·  p. 15</w:t>
+      </w:r>
     </w:p>
     <w:p>
       <w:pPr>
         <w:spacing w:after="40" w:before="0"/>
         <w:ind w:left="806"/>
+        <w:tabs>
+          <w:tab w:val="right" w:leader="dot" w:pos="8640"/>
+        </w:tabs>
       </w:pPr>
       <w:r>
         <w:rPr>
@@ -1175,11 +1475,22 @@
         </w:rPr>
         <w:t>Lab 26 — Secrets Management with HashiCorp Vault  ·  Slide 406</w:t>
       </w:r>
+      <w:r>
+        <w:rPr>
+          <w:rFonts w:ascii="Arial" w:hAnsi="Arial"/>
+          <w:color w:val="555B66"/>
+          <w:sz w:val="20"/>
+        </w:rPr>
+        <w:t xml:space="preserve">  ·  p. 15</w:t>
+      </w:r>
     </w:p>
     <w:p>
       <w:pPr>
         <w:spacing w:after="40" w:before="0"/>
         <w:ind w:left="806"/>
+        <w:tabs>
+          <w:tab w:val="right" w:leader="dot" w:pos="8640"/>
+        </w:tabs>
       </w:pPr>
       <w:r>
         <w:rPr>
@@ -1190,11 +1501,22 @@
         </w:rPr>
         <w:t>Lab 27 — Web Application Firewall with ModSecurity  ·  Slide 407</w:t>
       </w:r>
+      <w:r>
+        <w:rPr>
+          <w:rFonts w:ascii="Arial" w:hAnsi="Arial"/>
+          <w:color w:val="555B66"/>
+          <w:sz w:val="20"/>
+        </w:rPr>
+        <w:t xml:space="preserve">  ·  p. 16</w:t>
+      </w:r>
     </w:p>
     <w:p>
       <w:pPr>
         <w:spacing w:after="40" w:before="0"/>
         <w:ind w:left="806"/>
+        <w:tabs>
+          <w:tab w:val="right" w:leader="dot" w:pos="8640"/>
+        </w:tabs>
       </w:pPr>
       <w:r>
         <w:rPr>
@@ -1205,6 +1527,14 @@
         </w:rPr>
         <w:t>Lab 28 — Detecting Suspicious Activity with Falco  ·  Slide 408</w:t>
       </w:r>
+      <w:r>
+        <w:rPr>
+          <w:rFonts w:ascii="Arial" w:hAnsi="Arial"/>
+          <w:color w:val="555B66"/>
+          <w:sz w:val="20"/>
+        </w:rPr>
+        <w:t xml:space="preserve">  ·  p. 16</w:t>
+      </w:r>
     </w:p>
     <w:p>
       <w:pPr>
@@ -1236,6 +1566,9 @@
       <w:pPr>
         <w:spacing w:after="40" w:before="0"/>
         <w:ind w:left="806"/>
+        <w:tabs>
+          <w:tab w:val="right" w:leader="dot" w:pos="8640"/>
+        </w:tabs>
       </w:pPr>
       <w:r>
         <w:rPr>
@@ -1246,11 +1579,22 @@
         </w:rPr>
         <w:t>Lab 29 — Git Source Control &amp; Branching  ·  Slide 477</w:t>
       </w:r>
+      <w:r>
+        <w:rPr>
+          <w:rFonts w:ascii="Arial" w:hAnsi="Arial"/>
+          <w:color w:val="555B66"/>
+          <w:sz w:val="20"/>
+        </w:rPr>
+        <w:t xml:space="preserve">  ·  p. 16</w:t>
+      </w:r>
     </w:p>
     <w:p>
       <w:pPr>
         <w:spacing w:after="40" w:before="0"/>
         <w:ind w:left="806"/>
+        <w:tabs>
+          <w:tab w:val="right" w:leader="dot" w:pos="8640"/>
+        </w:tabs>
       </w:pPr>
       <w:r>
         <w:rPr>
@@ -1261,11 +1605,22 @@
         </w:rPr>
         <w:t>Lab 30 — CI/CD Pipeline with GitHub Actions (act)  ·  Slide 478</w:t>
       </w:r>
+      <w:r>
+        <w:rPr>
+          <w:rFonts w:ascii="Arial" w:hAnsi="Arial"/>
+          <w:color w:val="555B66"/>
+          <w:sz w:val="20"/>
+        </w:rPr>
+        <w:t xml:space="preserve">  ·  p. 17</w:t>
+      </w:r>
     </w:p>
     <w:p>
       <w:pPr>
         <w:spacing w:after="40" w:before="0"/>
         <w:ind w:left="806"/>
+        <w:tabs>
+          <w:tab w:val="right" w:leader="dot" w:pos="8640"/>
+        </w:tabs>
       </w:pPr>
       <w:r>
         <w:rPr>
@@ -1276,11 +1631,22 @@
         </w:rPr>
         <w:t>Lab 31 — REST &amp; GraphQL APIs  ·  Slide 479</w:t>
       </w:r>
+      <w:r>
+        <w:rPr>
+          <w:rFonts w:ascii="Arial" w:hAnsi="Arial"/>
+          <w:color w:val="555B66"/>
+          <w:sz w:val="20"/>
+        </w:rPr>
+        <w:t xml:space="preserve">  ·  p. 17</w:t>
+      </w:r>
     </w:p>
     <w:p>
       <w:pPr>
         <w:spacing w:after="40" w:before="0"/>
         <w:ind w:left="806"/>
+        <w:tabs>
+          <w:tab w:val="right" w:leader="dot" w:pos="8640"/>
+        </w:tabs>
       </w:pPr>
       <w:r>
         <w:rPr>
@@ -1291,6 +1657,14 @@
         </w:rPr>
         <w:t>Lab 32 — Container Orchestration with Kubernetes (k3s)  ·  Slide 480</w:t>
       </w:r>
+      <w:r>
+        <w:rPr>
+          <w:rFonts w:ascii="Arial" w:hAnsi="Arial"/>
+          <w:color w:val="555B66"/>
+          <w:sz w:val="20"/>
+        </w:rPr>
+        <w:t xml:space="preserve">  ·  p. 17</w:t>
+      </w:r>
     </w:p>
     <w:p>
       <w:pPr>
@@ -1322,6 +1696,9 @@
       <w:pPr>
         <w:spacing w:after="40" w:before="0"/>
         <w:ind w:left="806"/>
+        <w:tabs>
+          <w:tab w:val="right" w:leader="dot" w:pos="8640"/>
+        </w:tabs>
       </w:pPr>
       <w:r>
         <w:rPr>
@@ -1332,11 +1709,22 @@
         </w:rPr>
         <w:t>Lab 33 — Troubleshoot Deployment Issues  ·  Slide 550</w:t>
       </w:r>
+      <w:r>
+        <w:rPr>
+          <w:rFonts w:ascii="Arial" w:hAnsi="Arial"/>
+          <w:color w:val="555B66"/>
+          <w:sz w:val="20"/>
+        </w:rPr>
+        <w:t xml:space="preserve">  ·  p. 17</w:t>
+      </w:r>
     </w:p>
     <w:p>
       <w:pPr>
         <w:spacing w:after="40" w:before="0"/>
         <w:ind w:left="806"/>
+        <w:tabs>
+          <w:tab w:val="right" w:leader="dot" w:pos="8640"/>
+        </w:tabs>
       </w:pPr>
       <w:r>
         <w:rPr>
@@ -1347,11 +1735,22 @@
         </w:rPr>
         <w:t>Lab 34 — Troubleshoot Cloud Network Issues  ·  Slide 551</w:t>
       </w:r>
+      <w:r>
+        <w:rPr>
+          <w:rFonts w:ascii="Arial" w:hAnsi="Arial"/>
+          <w:color w:val="555B66"/>
+          <w:sz w:val="20"/>
+        </w:rPr>
+        <w:t xml:space="preserve">  ·  p. 18</w:t>
+      </w:r>
     </w:p>
     <w:p>
       <w:pPr>
         <w:spacing w:after="40" w:before="0"/>
         <w:ind w:left="806"/>
+        <w:tabs>
+          <w:tab w:val="right" w:leader="dot" w:pos="8640"/>
+        </w:tabs>
       </w:pPr>
       <w:r>
         <w:rPr>
@@ -1362,11 +1761,22 @@
         </w:rPr>
         <w:t>Lab 35 — Troubleshoot TLS, Cipher &amp; Auth Issues  ·  Slide 552</w:t>
       </w:r>
+      <w:r>
+        <w:rPr>
+          <w:rFonts w:ascii="Arial" w:hAnsi="Arial"/>
+          <w:color w:val="555B66"/>
+          <w:sz w:val="20"/>
+        </w:rPr>
+        <w:t xml:space="preserve">  ·  p. 18</w:t>
+      </w:r>
     </w:p>
     <w:p>
       <w:pPr>
         <w:spacing w:after="40" w:before="0"/>
         <w:ind w:left="806"/>
+        <w:tabs>
+          <w:tab w:val="right" w:leader="dot" w:pos="8640"/>
+        </w:tabs>
       </w:pPr>
       <w:r>
         <w:rPr>
@@ -1376,6 +1786,14 @@
           <w:sz w:val="20"/>
         </w:rPr>
         <w:t>Lab 36 — Troubleshoot Container &amp; Resource Limits  ·  Slide 553</w:t>
+      </w:r>
+      <w:r>
+        <w:rPr>
+          <w:rFonts w:ascii="Arial" w:hAnsi="Arial"/>
+          <w:color w:val="555B66"/>
+          <w:sz w:val="20"/>
+        </w:rPr>
+        <w:t xml:space="preserve">  ·  p. 18</w:t>
       </w:r>
     </w:p>
     <w:p>
